--- a/插件详细手册/22.插件脚本开发/a.初步尝试 - 修改存档上限/修改存档上限.docx
+++ b/插件详细手册/22.插件脚本开发/a.初步尝试 - 修改存档上限/修改存档上限.docx
@@ -578,6 +578,208 @@
           <w:sz w:val="22"/>
         </w:rPr>
       </w:pPr>
+    </w:p>
+    <w:p>
+      <w:pPr>
+        <w:widowControl/>
+        <w:adjustRightInd w:val="0"/>
+        <w:snapToGrid w:val="0"/>
+        <w:spacing w:after="200"/>
+        <w:jc w:val="left"/>
+        <w:rPr>
+          <w:rFonts w:ascii="Tahoma" w:eastAsia="微软雅黑" w:hAnsi="Tahoma"/>
+          <w:color w:val="FF0000"/>
+          <w:kern w:val="0"/>
+          <w:sz w:val="22"/>
+        </w:rPr>
+      </w:pPr>
+      <w:r>
+        <w:rPr>
+          <w:rFonts w:ascii="Tahoma" w:eastAsia="微软雅黑" w:hAnsi="Tahoma" w:hint="eastAsia"/>
+          <w:color w:val="FF0000"/>
+          <w:kern w:val="0"/>
+          <w:sz w:val="22"/>
+        </w:rPr>
+        <w:t>3</w:t>
+      </w:r>
+      <w:r>
+        <w:rPr>
+          <w:rFonts w:ascii="Tahoma" w:eastAsia="微软雅黑" w:hAnsi="Tahoma"/>
+          <w:color w:val="FF0000"/>
+          <w:kern w:val="0"/>
+          <w:sz w:val="22"/>
+        </w:rPr>
+        <w:t>.</w:t>
+      </w:r>
+      <w:r>
+        <w:rPr>
+          <w:rFonts w:ascii="Tahoma" w:eastAsia="微软雅黑" w:hAnsi="Tahoma" w:hint="eastAsia"/>
+          <w:color w:val="FF0000"/>
+          <w:kern w:val="0"/>
+          <w:sz w:val="22"/>
+        </w:rPr>
+        <w:t>萌新再次提醒</w:t>
+      </w:r>
+    </w:p>
+    <w:p>
+      <w:pPr>
+        <w:widowControl/>
+        <w:adjustRightInd w:val="0"/>
+        <w:snapToGrid w:val="0"/>
+        <w:jc w:val="left"/>
+        <w:rPr>
+          <w:rFonts w:ascii="Tahoma" w:eastAsia="微软雅黑" w:hAnsi="Tahoma" w:hint="eastAsia"/>
+          <w:kern w:val="0"/>
+          <w:sz w:val="22"/>
+        </w:rPr>
+      </w:pPr>
+      <w:r>
+        <w:rPr>
+          <w:rFonts w:ascii="Tahoma" w:eastAsia="微软雅黑" w:hAnsi="Tahoma" w:hint="eastAsia"/>
+          <w:kern w:val="0"/>
+          <w:sz w:val="22"/>
+        </w:rPr>
+        <w:t>如果你在课程中遇到了</w:t>
+      </w:r>
+      <w:r>
+        <w:rPr>
+          <w:rFonts w:ascii="Tahoma" w:eastAsia="微软雅黑" w:hAnsi="Tahoma" w:hint="eastAsia"/>
+          <w:kern w:val="0"/>
+          <w:sz w:val="22"/>
+        </w:rPr>
+        <w:t>js</w:t>
+      </w:r>
+      <w:r>
+        <w:rPr>
+          <w:rFonts w:ascii="Tahoma" w:eastAsia="微软雅黑" w:hAnsi="Tahoma" w:hint="eastAsia"/>
+          <w:kern w:val="0"/>
+          <w:sz w:val="22"/>
+        </w:rPr>
+        <w:t>知识的困难，去下面链接补习：</w:t>
+      </w:r>
+    </w:p>
+    <w:p>
+      <w:pPr>
+        <w:widowControl/>
+        <w:adjustRightInd w:val="0"/>
+        <w:snapToGrid w:val="0"/>
+        <w:jc w:val="left"/>
+        <w:rPr>
+          <w:rFonts w:ascii="Tahoma" w:eastAsia="微软雅黑" w:hAnsi="Tahoma"/>
+          <w:kern w:val="0"/>
+          <w:sz w:val="22"/>
+        </w:rPr>
+      </w:pPr>
+      <w:hyperlink r:id="rId8" w:history="1">
+        <w:r>
+          <w:rPr>
+            <w:rStyle w:val="a4"/>
+            <w:rFonts w:ascii="Tahoma" w:eastAsia="微软雅黑" w:hAnsi="Tahoma"/>
+            <w:kern w:val="0"/>
+            <w:sz w:val="22"/>
+          </w:rPr>
+          <w:t>https://study.163.com/course/courseMain.htm?courseId=224014</w:t>
+        </w:r>
+      </w:hyperlink>
+    </w:p>
+    <w:p>
+      <w:pPr>
+        <w:widowControl/>
+        <w:adjustRightInd w:val="0"/>
+        <w:snapToGrid w:val="0"/>
+        <w:jc w:val="left"/>
+        <w:rPr>
+          <w:rFonts w:ascii="Tahoma" w:eastAsia="微软雅黑" w:hAnsi="Tahoma" w:hint="eastAsia"/>
+          <w:kern w:val="0"/>
+          <w:sz w:val="22"/>
+        </w:rPr>
+      </w:pPr>
+      <w:r>
+        <w:rPr>
+          <w:rFonts w:ascii="Tahoma" w:eastAsia="微软雅黑" w:hAnsi="Tahoma" w:hint="eastAsia"/>
+          <w:kern w:val="0"/>
+          <w:sz w:val="22"/>
+        </w:rPr>
+        <w:t>该链接的课程是免费的，讲的</w:t>
+      </w:r>
+      <w:r>
+        <w:rPr>
+          <w:rFonts w:ascii="Tahoma" w:eastAsia="微软雅黑" w:hAnsi="Tahoma" w:hint="eastAsia"/>
+          <w:kern w:val="0"/>
+          <w:sz w:val="22"/>
+        </w:rPr>
+        <w:t>js</w:t>
+      </w:r>
+      <w:r>
+        <w:rPr>
+          <w:rFonts w:ascii="Tahoma" w:eastAsia="微软雅黑" w:hAnsi="Tahoma" w:hint="eastAsia"/>
+          <w:kern w:val="0"/>
+          <w:sz w:val="22"/>
+        </w:rPr>
+        <w:t>的</w:t>
+      </w:r>
+      <w:r>
+        <w:rPr>
+          <w:rFonts w:ascii="Tahoma" w:eastAsia="微软雅黑" w:hAnsi="Tahoma" w:hint="eastAsia"/>
+          <w:kern w:val="0"/>
+          <w:sz w:val="22"/>
+        </w:rPr>
+        <w:t>dom</w:t>
+      </w:r>
+      <w:r>
+        <w:rPr>
+          <w:rFonts w:ascii="Tahoma" w:eastAsia="微软雅黑" w:hAnsi="Tahoma" w:hint="eastAsia"/>
+          <w:kern w:val="0"/>
+          <w:sz w:val="22"/>
+        </w:rPr>
+        <w:t>知识比较全，而且时间比较老，不会涉及</w:t>
+      </w:r>
+      <w:r>
+        <w:rPr>
+          <w:rFonts w:ascii="Tahoma" w:eastAsia="微软雅黑" w:hAnsi="Tahoma" w:hint="eastAsia"/>
+          <w:kern w:val="0"/>
+          <w:sz w:val="22"/>
+        </w:rPr>
+        <w:t>ES</w:t>
+      </w:r>
+      <w:r>
+        <w:rPr>
+          <w:rFonts w:ascii="Tahoma" w:eastAsia="微软雅黑" w:hAnsi="Tahoma"/>
+          <w:kern w:val="0"/>
+          <w:sz w:val="22"/>
+        </w:rPr>
+        <w:t>6</w:t>
+      </w:r>
+      <w:r>
+        <w:rPr>
+          <w:rFonts w:ascii="Tahoma" w:eastAsia="微软雅黑" w:hAnsi="Tahoma" w:hint="eastAsia"/>
+          <w:kern w:val="0"/>
+          <w:sz w:val="22"/>
+        </w:rPr>
+        <w:t>这些新用法。</w:t>
+      </w:r>
+    </w:p>
+    <w:p>
+      <w:pPr>
+        <w:widowControl/>
+        <w:jc w:val="left"/>
+        <w:rPr>
+          <w:rFonts w:ascii="Tahoma" w:eastAsia="微软雅黑" w:hAnsi="Tahoma" w:hint="eastAsia"/>
+          <w:kern w:val="0"/>
+          <w:sz w:val="22"/>
+        </w:rPr>
+      </w:pPr>
+    </w:p>
+    <w:p>
+      <w:pPr>
+        <w:widowControl/>
+        <w:jc w:val="left"/>
+        <w:rPr>
+          <w:rFonts w:ascii="Tahoma" w:eastAsia="微软雅黑" w:hAnsi="Tahoma"/>
+          <w:kern w:val="0"/>
+          <w:sz w:val="22"/>
+        </w:rPr>
+      </w:pPr>
       <w:r>
         <w:rPr>
           <w:rFonts w:ascii="Tahoma" w:eastAsia="微软雅黑" w:hAnsi="Tahoma"/>
@@ -660,144 +862,6 @@
             <wp:extent cx="2110923" cy="609653"/>
             <wp:effectExtent l="0" t="0" r="3810" b="0"/>
             <wp:docPr id="1" name="图片 1"/>
-            <wp:cNvGraphicFramePr>
-              <a:graphicFrameLocks xmlns:a="http://schemas.openxmlformats.org/drawingml/2006/main" noChangeAspect="1"/>
-            </wp:cNvGraphicFramePr>
-            <a:graphic xmlns:a="http://schemas.openxmlformats.org/drawingml/2006/main">
-              <a:graphicData uri="http://schemas.openxmlformats.org/drawingml/2006/picture">
-                <pic:pic xmlns:pic="http://schemas.openxmlformats.org/drawingml/2006/picture">
-                  <pic:nvPicPr>
-                    <pic:cNvPr id="1" name=""/>
-                    <pic:cNvPicPr/>
-                  </pic:nvPicPr>
-                  <pic:blipFill>
-                    <a:blip r:embed="rId8"/>
-                    <a:stretch>
-                      <a:fillRect/>
-                    </a:stretch>
-                  </pic:blipFill>
-                  <pic:spPr>
-                    <a:xfrm>
-                      <a:off x="0" y="0"/>
-                      <a:ext cx="2110923" cy="609653"/>
-                    </a:xfrm>
-                    <a:prstGeom prst="rect">
-                      <a:avLst/>
-                    </a:prstGeom>
-                  </pic:spPr>
-                </pic:pic>
-              </a:graphicData>
-            </a:graphic>
-          </wp:inline>
-        </w:drawing>
-      </w:r>
-    </w:p>
-    <w:p>
-      <w:pPr>
-        <w:widowControl/>
-        <w:adjustRightInd w:val="0"/>
-        <w:snapToGrid w:val="0"/>
-        <w:jc w:val="left"/>
-        <w:rPr>
-          <w:rFonts w:ascii="Tahoma" w:eastAsia="微软雅黑" w:hAnsi="Tahoma"/>
-          <w:kern w:val="0"/>
-          <w:sz w:val="22"/>
-        </w:rPr>
-      </w:pPr>
-      <w:r>
-        <w:rPr>
-          <w:rFonts w:ascii="Tahoma" w:eastAsia="微软雅黑" w:hAnsi="Tahoma" w:hint="eastAsia"/>
-          <w:kern w:val="0"/>
-          <w:sz w:val="22"/>
-        </w:rPr>
-        <w:t>点击</w:t>
-      </w:r>
-      <w:r>
-        <w:rPr>
-          <w:rFonts w:ascii="Tahoma" w:eastAsia="微软雅黑" w:hAnsi="Tahoma" w:hint="eastAsia"/>
-          <w:kern w:val="0"/>
-          <w:sz w:val="22"/>
-        </w:rPr>
-        <w:t xml:space="preserve"> </w:t>
-      </w:r>
-      <w:r>
-        <w:rPr>
-          <w:rFonts w:ascii="Tahoma" w:eastAsia="微软雅黑" w:hAnsi="Tahoma" w:hint="eastAsia"/>
-          <w:kern w:val="0"/>
-          <w:sz w:val="22"/>
-        </w:rPr>
-        <w:t>文件</w:t>
-      </w:r>
-      <w:r>
-        <w:rPr>
-          <w:rFonts w:ascii="Tahoma" w:eastAsia="微软雅黑" w:hAnsi="Tahoma" w:hint="eastAsia"/>
-          <w:kern w:val="0"/>
-          <w:sz w:val="22"/>
-        </w:rPr>
-        <w:t xml:space="preserve"> </w:t>
-      </w:r>
-      <w:r>
-        <w:rPr>
-          <w:rFonts w:ascii="Tahoma" w:eastAsia="微软雅黑" w:hAnsi="Tahoma" w:hint="eastAsia"/>
-          <w:kern w:val="0"/>
-          <w:sz w:val="22"/>
-        </w:rPr>
-        <w:t>》</w:t>
-      </w:r>
-      <w:r>
-        <w:rPr>
-          <w:rFonts w:ascii="Tahoma" w:eastAsia="微软雅黑" w:hAnsi="Tahoma" w:hint="eastAsia"/>
-          <w:kern w:val="0"/>
-          <w:sz w:val="22"/>
-        </w:rPr>
-        <w:t xml:space="preserve"> </w:t>
-      </w:r>
-      <w:r>
-        <w:rPr>
-          <w:rFonts w:ascii="Tahoma" w:eastAsia="微软雅黑" w:hAnsi="Tahoma" w:hint="eastAsia"/>
-          <w:kern w:val="0"/>
-          <w:sz w:val="22"/>
-        </w:rPr>
-        <w:t>选项</w:t>
-      </w:r>
-      <w:r>
-        <w:rPr>
-          <w:rFonts w:ascii="Tahoma" w:eastAsia="微软雅黑" w:hAnsi="Tahoma" w:hint="eastAsia"/>
-          <w:kern w:val="0"/>
-          <w:sz w:val="22"/>
-        </w:rPr>
-        <w:t xml:space="preserve"> </w:t>
-      </w:r>
-      <w:r>
-        <w:rPr>
-          <w:rFonts w:ascii="Tahoma" w:eastAsia="微软雅黑" w:hAnsi="Tahoma" w:hint="eastAsia"/>
-          <w:kern w:val="0"/>
-          <w:sz w:val="22"/>
-        </w:rPr>
-        <w:t>，进入选项窗口。</w:t>
-      </w:r>
-    </w:p>
-    <w:p>
-      <w:pPr>
-        <w:widowControl/>
-        <w:adjustRightInd w:val="0"/>
-        <w:snapToGrid w:val="0"/>
-        <w:jc w:val="center"/>
-        <w:rPr>
-          <w:rFonts w:ascii="Tahoma" w:eastAsia="微软雅黑" w:hAnsi="Tahoma"/>
-          <w:kern w:val="0"/>
-          <w:sz w:val="22"/>
-        </w:rPr>
-      </w:pPr>
-      <w:r>
-        <w:rPr>
-          <w:noProof/>
-        </w:rPr>
-        <w:drawing>
-          <wp:inline distT="0" distB="0" distL="0" distR="0" wp14:anchorId="6890EE7A" wp14:editId="1B19B2FC">
-            <wp:extent cx="2126164" cy="1447925"/>
-            <wp:effectExtent l="0" t="0" r="7620" b="0"/>
-            <wp:docPr id="3" name="图片 3"/>
             <wp:cNvGraphicFramePr>
               <a:graphicFrameLocks xmlns:a="http://schemas.openxmlformats.org/drawingml/2006/main" noChangeAspect="1"/>
             </wp:cNvGraphicFramePr>
@@ -817,7 +881,7 @@
                   <pic:spPr>
                     <a:xfrm>
                       <a:off x="0" y="0"/>
-                      <a:ext cx="2126164" cy="1447925"/>
+                      <a:ext cx="2110923" cy="609653"/>
                     </a:xfrm>
                     <a:prstGeom prst="rect">
                       <a:avLst/>
@@ -829,15 +893,113 @@
           </wp:inline>
         </w:drawing>
       </w:r>
+    </w:p>
+    <w:p>
+      <w:pPr>
+        <w:widowControl/>
+        <w:adjustRightInd w:val="0"/>
+        <w:snapToGrid w:val="0"/>
+        <w:jc w:val="left"/>
+        <w:rPr>
+          <w:rFonts w:ascii="Tahoma" w:eastAsia="微软雅黑" w:hAnsi="Tahoma"/>
+          <w:kern w:val="0"/>
+          <w:sz w:val="22"/>
+        </w:rPr>
+      </w:pPr>
+      <w:r>
+        <w:rPr>
+          <w:rFonts w:ascii="Tahoma" w:eastAsia="微软雅黑" w:hAnsi="Tahoma" w:hint="eastAsia"/>
+          <w:kern w:val="0"/>
+          <w:sz w:val="22"/>
+        </w:rPr>
+        <w:t>点击</w:t>
+      </w:r>
+      <w:r>
+        <w:rPr>
+          <w:rFonts w:ascii="Tahoma" w:eastAsia="微软雅黑" w:hAnsi="Tahoma" w:hint="eastAsia"/>
+          <w:kern w:val="0"/>
+          <w:sz w:val="22"/>
+        </w:rPr>
+        <w:t xml:space="preserve"> </w:t>
+      </w:r>
+      <w:r>
+        <w:rPr>
+          <w:rFonts w:ascii="Tahoma" w:eastAsia="微软雅黑" w:hAnsi="Tahoma" w:hint="eastAsia"/>
+          <w:kern w:val="0"/>
+          <w:sz w:val="22"/>
+        </w:rPr>
+        <w:t>文件</w:t>
+      </w:r>
+      <w:r>
+        <w:rPr>
+          <w:rFonts w:ascii="Tahoma" w:eastAsia="微软雅黑" w:hAnsi="Tahoma" w:hint="eastAsia"/>
+          <w:kern w:val="0"/>
+          <w:sz w:val="22"/>
+        </w:rPr>
+        <w:t xml:space="preserve"> </w:t>
+      </w:r>
+      <w:r>
+        <w:rPr>
+          <w:rFonts w:ascii="Tahoma" w:eastAsia="微软雅黑" w:hAnsi="Tahoma" w:hint="eastAsia"/>
+          <w:kern w:val="0"/>
+          <w:sz w:val="22"/>
+        </w:rPr>
+        <w:t>》</w:t>
+      </w:r>
+      <w:r>
+        <w:rPr>
+          <w:rFonts w:ascii="Tahoma" w:eastAsia="微软雅黑" w:hAnsi="Tahoma" w:hint="eastAsia"/>
+          <w:kern w:val="0"/>
+          <w:sz w:val="22"/>
+        </w:rPr>
+        <w:t xml:space="preserve"> </w:t>
+      </w:r>
+      <w:r>
+        <w:rPr>
+          <w:rFonts w:ascii="Tahoma" w:eastAsia="微软雅黑" w:hAnsi="Tahoma" w:hint="eastAsia"/>
+          <w:kern w:val="0"/>
+          <w:sz w:val="22"/>
+        </w:rPr>
+        <w:t>选项</w:t>
+      </w:r>
+      <w:r>
+        <w:rPr>
+          <w:rFonts w:ascii="Tahoma" w:eastAsia="微软雅黑" w:hAnsi="Tahoma" w:hint="eastAsia"/>
+          <w:kern w:val="0"/>
+          <w:sz w:val="22"/>
+        </w:rPr>
+        <w:t xml:space="preserve"> </w:t>
+      </w:r>
+      <w:r>
+        <w:rPr>
+          <w:rFonts w:ascii="Tahoma" w:eastAsia="微软雅黑" w:hAnsi="Tahoma" w:hint="eastAsia"/>
+          <w:kern w:val="0"/>
+          <w:sz w:val="22"/>
+        </w:rPr>
+        <w:t>，进入选项窗口。</w:t>
+      </w:r>
+    </w:p>
+    <w:p>
+      <w:pPr>
+        <w:widowControl/>
+        <w:adjustRightInd w:val="0"/>
+        <w:snapToGrid w:val="0"/>
+        <w:jc w:val="center"/>
+        <w:rPr>
+          <w:rFonts w:ascii="Tahoma" w:eastAsia="微软雅黑" w:hAnsi="Tahoma"/>
+          <w:kern w:val="0"/>
+          <w:sz w:val="22"/>
+        </w:rPr>
+      </w:pPr>
       <w:r>
         <w:rPr>
           <w:noProof/>
         </w:rPr>
         <w:drawing>
-          <wp:inline distT="0" distB="0" distL="0" distR="0" wp14:anchorId="28E7446C" wp14:editId="0D74BE80">
-            <wp:extent cx="2825214" cy="1668780"/>
-            <wp:effectExtent l="0" t="0" r="0" b="7620"/>
-            <wp:docPr id="2" name="图片 2"/>
+          <wp:inline distT="0" distB="0" distL="0" distR="0" wp14:anchorId="6890EE7A" wp14:editId="1B19B2FC">
+            <wp:extent cx="2126164" cy="1447925"/>
+            <wp:effectExtent l="0" t="0" r="7620" b="0"/>
+            <wp:docPr id="3" name="图片 3"/>
             <wp:cNvGraphicFramePr>
               <a:graphicFrameLocks xmlns:a="http://schemas.openxmlformats.org/drawingml/2006/main" noChangeAspect="1"/>
             </wp:cNvGraphicFramePr>
@@ -857,7 +1019,7 @@
                   <pic:spPr>
                     <a:xfrm>
                       <a:off x="0" y="0"/>
-                      <a:ext cx="2843595" cy="1679637"/>
+                      <a:ext cx="2126164" cy="1447925"/>
                     </a:xfrm>
                     <a:prstGeom prst="rect">
                       <a:avLst/>
@@ -869,81 +1031,15 @@
           </wp:inline>
         </w:drawing>
       </w:r>
-    </w:p>
-    <w:p>
-      <w:pPr>
-        <w:widowControl/>
-        <w:adjustRightInd w:val="0"/>
-        <w:snapToGrid w:val="0"/>
-        <w:jc w:val="left"/>
-        <w:rPr>
-          <w:rFonts w:ascii="Tahoma" w:eastAsia="微软雅黑" w:hAnsi="Tahoma"/>
-          <w:kern w:val="0"/>
-          <w:sz w:val="22"/>
-        </w:rPr>
-      </w:pPr>
-      <w:r>
-        <w:rPr>
-          <w:rFonts w:ascii="Tahoma" w:eastAsia="微软雅黑" w:hAnsi="Tahoma" w:hint="eastAsia"/>
-          <w:kern w:val="0"/>
-          <w:sz w:val="22"/>
-        </w:rPr>
-        <w:t>选择</w:t>
-      </w:r>
-      <w:r>
-        <w:rPr>
-          <w:rFonts w:ascii="Tahoma" w:eastAsia="微软雅黑" w:hAnsi="Tahoma" w:hint="eastAsia"/>
-          <w:kern w:val="0"/>
-          <w:sz w:val="22"/>
-        </w:rPr>
-        <w:t xml:space="preserve"> </w:t>
-      </w:r>
-      <w:r>
-        <w:rPr>
-          <w:rFonts w:ascii="Tahoma" w:eastAsia="微软雅黑" w:hAnsi="Tahoma" w:hint="eastAsia"/>
-          <w:kern w:val="0"/>
-          <w:sz w:val="22"/>
-        </w:rPr>
-        <w:t>校对</w:t>
-      </w:r>
-      <w:r>
-        <w:rPr>
-          <w:rFonts w:ascii="Tahoma" w:eastAsia="微软雅黑" w:hAnsi="Tahoma" w:hint="eastAsia"/>
-          <w:kern w:val="0"/>
-          <w:sz w:val="22"/>
-        </w:rPr>
-        <w:t xml:space="preserve"> </w:t>
-      </w:r>
-      <w:r>
-        <w:rPr>
-          <w:rFonts w:ascii="Tahoma" w:eastAsia="微软雅黑" w:hAnsi="Tahoma" w:hint="eastAsia"/>
-          <w:kern w:val="0"/>
-          <w:sz w:val="22"/>
-        </w:rPr>
-        <w:t>项，然后把下图的四个勾选去掉。</w:t>
-      </w:r>
-    </w:p>
-    <w:p>
-      <w:pPr>
-        <w:widowControl/>
-        <w:adjustRightInd w:val="0"/>
-        <w:snapToGrid w:val="0"/>
-        <w:jc w:val="center"/>
-        <w:rPr>
-          <w:rFonts w:ascii="Tahoma" w:eastAsia="微软雅黑" w:hAnsi="Tahoma"/>
-          <w:kern w:val="0"/>
-          <w:sz w:val="22"/>
-        </w:rPr>
-      </w:pPr>
       <w:r>
         <w:rPr>
           <w:noProof/>
         </w:rPr>
         <w:drawing>
-          <wp:inline distT="0" distB="0" distL="0" distR="0" wp14:anchorId="4402D084" wp14:editId="176DC32C">
-            <wp:extent cx="4533900" cy="3724716"/>
-            <wp:effectExtent l="0" t="0" r="0" b="9525"/>
-            <wp:docPr id="4" name="图片 4"/>
+          <wp:inline distT="0" distB="0" distL="0" distR="0" wp14:anchorId="28E7446C" wp14:editId="0D74BE80">
+            <wp:extent cx="2825214" cy="1668780"/>
+            <wp:effectExtent l="0" t="0" r="0" b="7620"/>
+            <wp:docPr id="2" name="图片 2"/>
             <wp:cNvGraphicFramePr>
               <a:graphicFrameLocks xmlns:a="http://schemas.openxmlformats.org/drawingml/2006/main" noChangeAspect="1"/>
             </wp:cNvGraphicFramePr>
@@ -963,6 +1059,112 @@
                   <pic:spPr>
                     <a:xfrm>
                       <a:off x="0" y="0"/>
+                      <a:ext cx="2843595" cy="1679637"/>
+                    </a:xfrm>
+                    <a:prstGeom prst="rect">
+                      <a:avLst/>
+                    </a:prstGeom>
+                  </pic:spPr>
+                </pic:pic>
+              </a:graphicData>
+            </a:graphic>
+          </wp:inline>
+        </w:drawing>
+      </w:r>
+    </w:p>
+    <w:p>
+      <w:pPr>
+        <w:widowControl/>
+        <w:adjustRightInd w:val="0"/>
+        <w:snapToGrid w:val="0"/>
+        <w:jc w:val="left"/>
+        <w:rPr>
+          <w:rFonts w:ascii="Tahoma" w:eastAsia="微软雅黑" w:hAnsi="Tahoma"/>
+          <w:kern w:val="0"/>
+          <w:sz w:val="22"/>
+        </w:rPr>
+      </w:pPr>
+      <w:r>
+        <w:rPr>
+          <w:rFonts w:ascii="Tahoma" w:eastAsia="微软雅黑" w:hAnsi="Tahoma" w:hint="eastAsia"/>
+          <w:kern w:val="0"/>
+          <w:sz w:val="22"/>
+        </w:rPr>
+        <w:t>选择</w:t>
+      </w:r>
+      <w:r>
+        <w:rPr>
+          <w:rFonts w:ascii="Tahoma" w:eastAsia="微软雅黑" w:hAnsi="Tahoma" w:hint="eastAsia"/>
+          <w:kern w:val="0"/>
+          <w:sz w:val="22"/>
+        </w:rPr>
+        <w:t xml:space="preserve"> </w:t>
+      </w:r>
+      <w:r>
+        <w:rPr>
+          <w:rFonts w:ascii="Tahoma" w:eastAsia="微软雅黑" w:hAnsi="Tahoma" w:hint="eastAsia"/>
+          <w:kern w:val="0"/>
+          <w:sz w:val="22"/>
+        </w:rPr>
+        <w:t>校对</w:t>
+      </w:r>
+      <w:r>
+        <w:rPr>
+          <w:rFonts w:ascii="Tahoma" w:eastAsia="微软雅黑" w:hAnsi="Tahoma" w:hint="eastAsia"/>
+          <w:kern w:val="0"/>
+          <w:sz w:val="22"/>
+        </w:rPr>
+        <w:t xml:space="preserve"> </w:t>
+      </w:r>
+      <w:r>
+        <w:rPr>
+          <w:rFonts w:ascii="Tahoma" w:eastAsia="微软雅黑" w:hAnsi="Tahoma" w:hint="eastAsia"/>
+          <w:kern w:val="0"/>
+          <w:sz w:val="22"/>
+        </w:rPr>
+        <w:t>项，然后把下图的四个勾选去掉。</w:t>
+      </w:r>
+    </w:p>
+    <w:p>
+      <w:pPr>
+        <w:widowControl/>
+        <w:adjustRightInd w:val="0"/>
+        <w:snapToGrid w:val="0"/>
+        <w:jc w:val="center"/>
+        <w:rPr>
+          <w:rFonts w:ascii="Tahoma" w:eastAsia="微软雅黑" w:hAnsi="Tahoma"/>
+          <w:kern w:val="0"/>
+          <w:sz w:val="22"/>
+        </w:rPr>
+      </w:pPr>
+      <w:r>
+        <w:rPr>
+          <w:noProof/>
+        </w:rPr>
+        <w:drawing>
+          <wp:inline distT="0" distB="0" distL="0" distR="0" wp14:anchorId="4402D084" wp14:editId="176DC32C">
+            <wp:extent cx="4533900" cy="3724716"/>
+            <wp:effectExtent l="0" t="0" r="0" b="9525"/>
+            <wp:docPr id="4" name="图片 4"/>
+            <wp:cNvGraphicFramePr>
+              <a:graphicFrameLocks xmlns:a="http://schemas.openxmlformats.org/drawingml/2006/main" noChangeAspect="1"/>
+            </wp:cNvGraphicFramePr>
+            <a:graphic xmlns:a="http://schemas.openxmlformats.org/drawingml/2006/main">
+              <a:graphicData uri="http://schemas.openxmlformats.org/drawingml/2006/picture">
+                <pic:pic xmlns:pic="http://schemas.openxmlformats.org/drawingml/2006/picture">
+                  <pic:nvPicPr>
+                    <pic:cNvPr id="1" name=""/>
+                    <pic:cNvPicPr/>
+                  </pic:nvPicPr>
+                  <pic:blipFill>
+                    <a:blip r:embed="rId12"/>
+                    <a:stretch>
+                      <a:fillRect/>
+                    </a:stretch>
+                  </pic:blipFill>
+                  <pic:spPr>
+                    <a:xfrm>
+                      <a:off x="0" y="0"/>
                       <a:ext cx="4536941" cy="3727214"/>
                     </a:xfrm>
                     <a:prstGeom prst="rect">
@@ -1349,7 +1551,7 @@
                     <pic:cNvPicPr/>
                   </pic:nvPicPr>
                   <pic:blipFill>
-                    <a:blip r:embed="rId12"/>
+                    <a:blip r:embed="rId13"/>
                     <a:stretch>
                       <a:fillRect/>
                     </a:stretch>
@@ -1857,7 +2059,7 @@
                     </pic:cNvPicPr>
                   </pic:nvPicPr>
                   <pic:blipFill>
-                    <a:blip r:embed="rId13">
+                    <a:blip r:embed="rId14">
                       <a:extLst>
                         <a:ext uri="{28A0092B-C50C-407E-A947-70E740481C1C}">
                           <a14:useLocalDpi xmlns:a14="http://schemas.microsoft.com/office/drawing/2010/main" val="0"/>
@@ -1908,7 +2110,7 @@
                     <pic:cNvPicPr/>
                   </pic:nvPicPr>
                   <pic:blipFill>
-                    <a:blip r:embed="rId14"/>
+                    <a:blip r:embed="rId15"/>
                     <a:stretch>
                       <a:fillRect/>
                     </a:stretch>
@@ -2035,7 +2237,7 @@
                     <pic:cNvPicPr/>
                   </pic:nvPicPr>
                   <pic:blipFill>
-                    <a:blip r:embed="rId15"/>
+                    <a:blip r:embed="rId16"/>
                     <a:stretch>
                       <a:fillRect/>
                     </a:stretch>
@@ -2140,7 +2342,7 @@
                     </pic:cNvPicPr>
                   </pic:nvPicPr>
                   <pic:blipFill>
-                    <a:blip r:embed="rId16">
+                    <a:blip r:embed="rId17">
                       <a:extLst>
                         <a:ext uri="{28A0092B-C50C-407E-A947-70E740481C1C}">
                           <a14:useLocalDpi xmlns:a14="http://schemas.microsoft.com/office/drawing/2010/main" val="0"/>
@@ -7216,7 +7418,7 @@
                     </pic:cNvPicPr>
                   </pic:nvPicPr>
                   <pic:blipFill>
-                    <a:blip r:embed="rId17">
+                    <a:blip r:embed="rId18">
                       <a:extLst>
                         <a:ext uri="{28A0092B-C50C-407E-A947-70E740481C1C}">
                           <a14:useLocalDpi xmlns:a14="http://schemas.microsoft.com/office/drawing/2010/main" val="0"/>
@@ -7600,7 +7802,7 @@
                     <pic:cNvPicPr/>
                   </pic:nvPicPr>
                   <pic:blipFill>
-                    <a:blip r:embed="rId18"/>
+                    <a:blip r:embed="rId19"/>
                     <a:stretch>
                       <a:fillRect/>
                     </a:stretch>
@@ -7770,7 +7972,7 @@
                     <pic:cNvPicPr/>
                   </pic:nvPicPr>
                   <pic:blipFill>
-                    <a:blip r:embed="rId19"/>
+                    <a:blip r:embed="rId20"/>
                     <a:stretch>
                       <a:fillRect/>
                     </a:stretch>
@@ -7904,7 +8106,7 @@
                     <pic:cNvPicPr/>
                   </pic:nvPicPr>
                   <pic:blipFill>
-                    <a:blip r:embed="rId20"/>
+                    <a:blip r:embed="rId21"/>
                     <a:stretch>
                       <a:fillRect/>
                     </a:stretch>
@@ -8624,7 +8826,7 @@
                     </pic:cNvPicPr>
                   </pic:nvPicPr>
                   <pic:blipFill>
-                    <a:blip r:embed="rId21">
+                    <a:blip r:embed="rId22">
                       <a:extLst>
                         <a:ext uri="{28A0092B-C50C-407E-A947-70E740481C1C}">
                           <a14:useLocalDpi xmlns:a14="http://schemas.microsoft.com/office/drawing/2010/main" val="0"/>
@@ -8690,7 +8892,7 @@
                     </pic:cNvPicPr>
                   </pic:nvPicPr>
                   <pic:blipFill>
-                    <a:blip r:embed="rId22">
+                    <a:blip r:embed="rId23">
                       <a:extLst>
                         <a:ext uri="{28A0092B-C50C-407E-A947-70E740481C1C}">
                           <a14:useLocalDpi xmlns:a14="http://schemas.microsoft.com/office/drawing/2010/main" val="0"/>
@@ -9457,25 +9659,7 @@
           <w:kern w:val="0"/>
           <w:sz w:val="22"/>
         </w:rPr>
-        <w:t>结构，定义了</w:t>
-      </w:r>
-      <w:r>
-        <w:rPr>
-          <w:rFonts w:ascii="Tahoma" w:eastAsia="微软雅黑" w:hAnsi="Tahoma" w:hint="eastAsia"/>
-          <w:color w:val="A6A6A6" w:themeColor="background1" w:themeShade="A6"/>
-          <w:kern w:val="0"/>
-          <w:sz w:val="22"/>
-        </w:rPr>
-        <w:t>相似用法</w:t>
-      </w:r>
-      <w:r>
-        <w:rPr>
-          <w:rFonts w:ascii="Tahoma" w:eastAsia="微软雅黑" w:hAnsi="Tahoma" w:hint="eastAsia"/>
-          <w:color w:val="A6A6A6" w:themeColor="background1" w:themeShade="A6"/>
-          <w:kern w:val="0"/>
-          <w:sz w:val="22"/>
-        </w:rPr>
-        <w:t>的</w:t>
+        <w:t>结构，定义了相似用法的</w:t>
       </w:r>
       <w:r>
         <w:rPr>
@@ -9503,7 +9687,7 @@
         <w:snapToGrid w:val="0"/>
         <w:jc w:val="left"/>
         <w:rPr>
-          <w:rFonts w:ascii="Tahoma" w:eastAsia="微软雅黑" w:hAnsi="Tahoma" w:hint="eastAsia"/>
+          <w:rFonts w:ascii="Tahoma" w:eastAsia="微软雅黑" w:hAnsi="Tahoma"/>
           <w:color w:val="A6A6A6" w:themeColor="background1" w:themeShade="A6"/>
           <w:kern w:val="0"/>
           <w:sz w:val="22"/>
@@ -10147,7 +10331,7 @@
                     </pic:cNvPicPr>
                   </pic:nvPicPr>
                   <pic:blipFill>
-                    <a:blip r:embed="rId23">
+                    <a:blip r:embed="rId24">
                       <a:extLst>
                         <a:ext uri="{28A0092B-C50C-407E-A947-70E740481C1C}">
                           <a14:useLocalDpi xmlns:a14="http://schemas.microsoft.com/office/drawing/2010/main" val="0"/>
@@ -10204,7 +10388,7 @@
                     </pic:cNvPicPr>
                   </pic:nvPicPr>
                   <pic:blipFill>
-                    <a:blip r:embed="rId24" cstate="print">
+                    <a:blip r:embed="rId25" cstate="print">
                       <a:extLst>
                         <a:ext uri="{28A0092B-C50C-407E-A947-70E740481C1C}">
                           <a14:useLocalDpi xmlns:a14="http://schemas.microsoft.com/office/drawing/2010/main" val="0"/>
@@ -10521,9 +10705,9 @@
           <w:szCs w:val="24"/>
         </w:rPr>
         <w:drawing>
-          <wp:inline distT="0" distB="0" distL="0" distR="0" wp14:anchorId="4DF354CA" wp14:editId="0EFC1036">
-            <wp:extent cx="3009900" cy="2438127"/>
-            <wp:effectExtent l="0" t="0" r="0" b="635"/>
+          <wp:inline distT="0" distB="0" distL="0" distR="0" wp14:anchorId="4DF354CA" wp14:editId="269CCFE1">
+            <wp:extent cx="2781300" cy="2252953"/>
+            <wp:effectExtent l="0" t="0" r="0" b="0"/>
             <wp:docPr id="22" name="图片 22"/>
             <wp:cNvGraphicFramePr>
               <a:graphicFrameLocks xmlns:a="http://schemas.openxmlformats.org/drawingml/2006/main" noChangeAspect="1"/>
@@ -10538,7 +10722,7 @@
                     </pic:cNvPicPr>
                   </pic:nvPicPr>
                   <pic:blipFill>
-                    <a:blip r:embed="rId25">
+                    <a:blip r:embed="rId26">
                       <a:extLst>
                         <a:ext uri="{28A0092B-C50C-407E-A947-70E740481C1C}">
                           <a14:useLocalDpi xmlns:a14="http://schemas.microsoft.com/office/drawing/2010/main" val="0"/>
@@ -10553,7 +10737,7 @@
                   <pic:spPr bwMode="auto">
                     <a:xfrm>
                       <a:off x="0" y="0"/>
-                      <a:ext cx="3020091" cy="2446382"/>
+                      <a:ext cx="2794102" cy="2263323"/>
                     </a:xfrm>
                     <a:prstGeom prst="rect">
                       <a:avLst/>
@@ -10896,7 +11080,7 @@
         <w:widowControl/>
         <w:jc w:val="left"/>
         <w:rPr>
-          <w:rFonts w:ascii="Tahoma" w:eastAsia="微软雅黑" w:hAnsi="Tahoma"/>
+          <w:rFonts w:ascii="Tahoma" w:eastAsia="微软雅黑" w:hAnsi="Tahoma" w:hint="eastAsia"/>
           <w:kern w:val="0"/>
           <w:sz w:val="22"/>
         </w:rPr>
@@ -10942,17 +11126,725 @@
         <w:t>代码区域，就可以了。</w:t>
       </w:r>
     </w:p>
-    <w:p>
-      <w:pPr>
-        <w:widowControl/>
-        <w:jc w:val="left"/>
-        <w:rPr>
-          <w:rFonts w:ascii="Tahoma" w:eastAsia="微软雅黑" w:hAnsi="Tahoma"/>
-          <w:kern w:val="0"/>
-          <w:sz w:val="22"/>
-        </w:rPr>
-      </w:pPr>
-    </w:p>
+    <w:tbl>
+      <w:tblPr>
+        <w:tblStyle w:val="af"/>
+        <w:tblW w:w="0" w:type="auto"/>
+        <w:shd w:val="clear" w:color="auto" w:fill="FFCCCC"/>
+        <w:tblLook w:val="04A0" w:firstRow="1" w:lastRow="0" w:firstColumn="1" w:lastColumn="0" w:noHBand="0" w:noVBand="1"/>
+      </w:tblPr>
+      <w:tblGrid>
+        <w:gridCol w:w="10682"/>
+      </w:tblGrid>
+      <w:tr>
+        <w:tc>
+          <w:tcPr>
+            <w:tcW w:w="10682" w:type="dxa"/>
+            <w:shd w:val="clear" w:color="auto" w:fill="FFCCCC"/>
+          </w:tcPr>
+          <w:p>
+            <w:pPr>
+              <w:widowControl/>
+              <w:adjustRightInd w:val="0"/>
+              <w:snapToGrid w:val="0"/>
+              <w:jc w:val="left"/>
+              <w:rPr>
+                <w:rFonts w:ascii="Tahoma" w:eastAsia="微软雅黑" w:hAnsi="Tahoma"/>
+                <w:kern w:val="0"/>
+                <w:sz w:val="22"/>
+              </w:rPr>
+            </w:pPr>
+            <w:r>
+              <w:rPr>
+                <w:rFonts w:ascii="Tahoma" w:eastAsia="微软雅黑" w:hAnsi="Tahoma" w:hint="eastAsia"/>
+                <w:b/>
+                <w:bCs/>
+                <w:kern w:val="0"/>
+                <w:sz w:val="22"/>
+              </w:rPr>
+              <w:t>误区</w:t>
+            </w:r>
+            <w:r>
+              <w:rPr>
+                <w:rFonts w:ascii="Tahoma" w:eastAsia="微软雅黑" w:hAnsi="Tahoma" w:hint="eastAsia"/>
+                <w:kern w:val="0"/>
+                <w:sz w:val="22"/>
+              </w:rPr>
+              <w:t>：</w:t>
+            </w:r>
+          </w:p>
+          <w:p>
+            <w:pPr>
+              <w:widowControl/>
+              <w:adjustRightInd w:val="0"/>
+              <w:snapToGrid w:val="0"/>
+              <w:jc w:val="left"/>
+              <w:rPr>
+                <w:rFonts w:ascii="Tahoma" w:eastAsia="微软雅黑" w:hAnsi="Tahoma"/>
+                <w:kern w:val="0"/>
+                <w:sz w:val="22"/>
+              </w:rPr>
+            </w:pPr>
+            <w:r>
+              <w:rPr>
+                <w:rFonts w:ascii="Tahoma" w:eastAsia="微软雅黑" w:hAnsi="Tahoma" w:hint="eastAsia"/>
+                <w:kern w:val="0"/>
+                <w:sz w:val="22"/>
+              </w:rPr>
+              <w:t>有萌新不理解上述的代码，为什么有两个“</w:t>
+            </w:r>
+            <w:r>
+              <w:rPr>
+                <w:rFonts w:ascii="Tahoma" w:eastAsia="微软雅黑" w:hAnsi="Tahoma" w:hint="eastAsia"/>
+                <w:kern w:val="0"/>
+                <w:sz w:val="22"/>
+              </w:rPr>
+              <w:t>return</w:t>
+            </w:r>
+            <w:r>
+              <w:rPr>
+                <w:rFonts w:ascii="Tahoma" w:eastAsia="微软雅黑" w:hAnsi="Tahoma" w:hint="eastAsia"/>
+                <w:kern w:val="0"/>
+                <w:sz w:val="22"/>
+              </w:rPr>
+              <w:t>”。</w:t>
+            </w:r>
+          </w:p>
+          <w:p>
+            <w:pPr>
+              <w:widowControl/>
+              <w:adjustRightInd w:val="0"/>
+              <w:snapToGrid w:val="0"/>
+              <w:jc w:val="left"/>
+              <w:rPr>
+                <w:rFonts w:ascii="Tahoma" w:eastAsia="微软雅黑" w:hAnsi="Tahoma"/>
+                <w:kern w:val="0"/>
+                <w:sz w:val="22"/>
+              </w:rPr>
+            </w:pPr>
+            <w:r>
+              <w:rPr>
+                <w:rFonts w:ascii="Tahoma" w:eastAsia="微软雅黑" w:hAnsi="Tahoma" w:hint="eastAsia"/>
+                <w:kern w:val="0"/>
+                <w:sz w:val="22"/>
+              </w:rPr>
+              <w:t>“一个函数如果</w:t>
+            </w:r>
+            <w:r>
+              <w:rPr>
+                <w:rFonts w:ascii="Tahoma" w:eastAsia="微软雅黑" w:hAnsi="Tahoma" w:hint="eastAsia"/>
+                <w:kern w:val="0"/>
+                <w:sz w:val="22"/>
+              </w:rPr>
+              <w:t>return</w:t>
+            </w:r>
+            <w:r>
+              <w:rPr>
+                <w:rFonts w:ascii="Tahoma" w:eastAsia="微软雅黑" w:hAnsi="Tahoma" w:hint="eastAsia"/>
+                <w:kern w:val="0"/>
+                <w:sz w:val="22"/>
+              </w:rPr>
+              <w:t>两次，那么这个函数返回的是什么？”</w:t>
+            </w:r>
+          </w:p>
+          <w:p>
+            <w:pPr>
+              <w:widowControl/>
+              <w:adjustRightInd w:val="0"/>
+              <w:snapToGrid w:val="0"/>
+              <w:jc w:val="left"/>
+              <w:rPr>
+                <w:rFonts w:ascii="Tahoma" w:eastAsia="微软雅黑" w:hAnsi="Tahoma"/>
+                <w:kern w:val="0"/>
+                <w:sz w:val="22"/>
+              </w:rPr>
+            </w:pPr>
+            <w:r>
+              <w:rPr>
+                <w:rFonts w:ascii="Tahoma" w:eastAsia="微软雅黑" w:hAnsi="Tahoma" w:hint="eastAsia"/>
+                <w:kern w:val="0"/>
+                <w:sz w:val="22"/>
+              </w:rPr>
+              <w:t>其实作者我被群友问这个问题，问的我目瞪口呆</w:t>
+            </w:r>
+            <w:r>
+              <w:rPr>
+                <w:rFonts w:ascii="Tahoma" w:eastAsia="微软雅黑" w:hAnsi="Tahoma" w:hint="eastAsia"/>
+                <w:kern w:val="0"/>
+                <w:sz w:val="22"/>
+              </w:rPr>
+              <w:t>……</w:t>
+            </w:r>
+          </w:p>
+          <w:p>
+            <w:pPr>
+              <w:widowControl/>
+              <w:adjustRightInd w:val="0"/>
+              <w:snapToGrid w:val="0"/>
+              <w:jc w:val="left"/>
+              <w:rPr>
+                <w:rFonts w:ascii="Tahoma" w:eastAsia="微软雅黑" w:hAnsi="Tahoma" w:hint="eastAsia"/>
+                <w:kern w:val="0"/>
+                <w:sz w:val="22"/>
+              </w:rPr>
+            </w:pPr>
+            <w:r>
+              <w:rPr>
+                <w:rFonts w:ascii="Tahoma" w:eastAsia="微软雅黑" w:hAnsi="Tahoma" w:hint="eastAsia"/>
+                <w:kern w:val="0"/>
+                <w:sz w:val="22"/>
+              </w:rPr>
+              <w:t>（我无论如何都想不到会有人问这个，这就是知识的诅咒吗……</w:t>
+            </w:r>
+            <w:r>
+              <w:rPr>
+                <w:rFonts w:ascii="Tahoma" w:eastAsia="微软雅黑" w:hAnsi="Tahoma" w:hint="eastAsia"/>
+                <w:kern w:val="0"/>
+                <w:sz w:val="22"/>
+              </w:rPr>
+              <w:t>）</w:t>
+            </w:r>
+          </w:p>
+          <w:p>
+            <w:pPr>
+              <w:widowControl/>
+              <w:adjustRightInd w:val="0"/>
+              <w:snapToGrid w:val="0"/>
+              <w:jc w:val="left"/>
+              <w:rPr>
+                <w:rFonts w:ascii="Tahoma" w:eastAsia="微软雅黑" w:hAnsi="Tahoma"/>
+                <w:color w:val="FF0000"/>
+                <w:kern w:val="0"/>
+                <w:sz w:val="22"/>
+              </w:rPr>
+            </w:pPr>
+            <w:r>
+              <w:rPr>
+                <w:rFonts w:ascii="Tahoma" w:eastAsia="微软雅黑" w:hAnsi="Tahoma" w:hint="eastAsia"/>
+                <w:color w:val="FF0000"/>
+                <w:kern w:val="0"/>
+                <w:sz w:val="22"/>
+              </w:rPr>
+              <w:t>函数遇到</w:t>
+            </w:r>
+            <w:r>
+              <w:rPr>
+                <w:rFonts w:ascii="Tahoma" w:eastAsia="微软雅黑" w:hAnsi="Tahoma" w:hint="eastAsia"/>
+                <w:color w:val="FF0000"/>
+                <w:kern w:val="0"/>
+                <w:sz w:val="22"/>
+              </w:rPr>
+              <w:t>return</w:t>
+            </w:r>
+            <w:r>
+              <w:rPr>
+                <w:rFonts w:ascii="Tahoma" w:eastAsia="微软雅黑" w:hAnsi="Tahoma" w:hint="eastAsia"/>
+                <w:color w:val="FF0000"/>
+                <w:kern w:val="0"/>
+                <w:sz w:val="22"/>
+              </w:rPr>
+              <w:t>关键字时，会立即跳出函数，后面的语句是不会被执行的</w:t>
+            </w:r>
+            <w:r>
+              <w:rPr>
+                <w:rFonts w:ascii="Tahoma" w:eastAsia="微软雅黑" w:hAnsi="Tahoma" w:hint="eastAsia"/>
+                <w:color w:val="FF0000"/>
+                <w:kern w:val="0"/>
+                <w:sz w:val="22"/>
+              </w:rPr>
+              <w:t>。</w:t>
+            </w:r>
+          </w:p>
+          <w:p>
+            <w:pPr>
+              <w:widowControl/>
+              <w:adjustRightInd w:val="0"/>
+              <w:snapToGrid w:val="0"/>
+              <w:jc w:val="left"/>
+              <w:rPr>
+                <w:rFonts w:ascii="Tahoma" w:eastAsia="微软雅黑" w:hAnsi="Tahoma"/>
+                <w:color w:val="FF0000"/>
+                <w:kern w:val="0"/>
+                <w:sz w:val="22"/>
+              </w:rPr>
+            </w:pPr>
+            <w:r>
+              <w:rPr>
+                <w:rFonts w:ascii="Tahoma" w:eastAsia="微软雅黑" w:hAnsi="Tahoma"/>
+                <w:color w:val="FF0000"/>
+                <w:kern w:val="0"/>
+                <w:sz w:val="22"/>
+              </w:rPr>
+              <w:t>”</w:t>
+            </w:r>
+            <w:r>
+              <w:rPr>
+                <w:rFonts w:ascii="Tahoma" w:eastAsia="微软雅黑" w:hAnsi="Tahoma" w:hint="eastAsia"/>
+                <w:color w:val="FF0000"/>
+                <w:kern w:val="0"/>
+                <w:sz w:val="22"/>
+              </w:rPr>
+              <w:t>return</w:t>
+            </w:r>
+            <w:r>
+              <w:rPr>
+                <w:rFonts w:ascii="Tahoma" w:eastAsia="微软雅黑" w:hAnsi="Tahoma"/>
+                <w:color w:val="FF0000"/>
+                <w:kern w:val="0"/>
+                <w:sz w:val="22"/>
+              </w:rPr>
+              <w:t xml:space="preserve"> 1;”</w:t>
+            </w:r>
+            <w:r>
+              <w:rPr>
+                <w:rFonts w:ascii="Tahoma" w:eastAsia="微软雅黑" w:hAnsi="Tahoma" w:hint="eastAsia"/>
+                <w:color w:val="FF0000"/>
+                <w:kern w:val="0"/>
+                <w:sz w:val="22"/>
+              </w:rPr>
+              <w:t>之后，函数就结束了，</w:t>
+            </w:r>
+            <w:r>
+              <w:rPr>
+                <w:rFonts w:ascii="Tahoma" w:eastAsia="微软雅黑" w:hAnsi="Tahoma"/>
+                <w:color w:val="FF0000"/>
+                <w:kern w:val="0"/>
+                <w:sz w:val="22"/>
+              </w:rPr>
+              <w:t>”</w:t>
+            </w:r>
+            <w:r>
+              <w:rPr>
+                <w:rFonts w:ascii="Tahoma" w:eastAsia="微软雅黑" w:hAnsi="Tahoma" w:hint="eastAsia"/>
+                <w:color w:val="FF0000"/>
+                <w:kern w:val="0"/>
+                <w:sz w:val="22"/>
+              </w:rPr>
+              <w:t>return</w:t>
+            </w:r>
+            <w:r>
+              <w:rPr>
+                <w:rFonts w:ascii="Tahoma" w:eastAsia="微软雅黑" w:hAnsi="Tahoma"/>
+                <w:color w:val="FF0000"/>
+                <w:kern w:val="0"/>
+                <w:sz w:val="22"/>
+              </w:rPr>
+              <w:t xml:space="preserve"> </w:t>
+            </w:r>
+            <w:r>
+              <w:rPr>
+                <w:rFonts w:ascii="Tahoma" w:eastAsia="微软雅黑" w:hAnsi="Tahoma" w:hint="eastAsia"/>
+                <w:color w:val="FF0000"/>
+                <w:kern w:val="0"/>
+                <w:sz w:val="22"/>
+              </w:rPr>
+              <w:t>num</w:t>
+            </w:r>
+            <w:r>
+              <w:rPr>
+                <w:rFonts w:ascii="Tahoma" w:eastAsia="微软雅黑" w:hAnsi="Tahoma"/>
+                <w:color w:val="FF0000"/>
+                <w:kern w:val="0"/>
+                <w:sz w:val="22"/>
+              </w:rPr>
+              <w:t>;”</w:t>
+            </w:r>
+            <w:r>
+              <w:rPr>
+                <w:rFonts w:ascii="Tahoma" w:eastAsia="微软雅黑" w:hAnsi="Tahoma" w:hint="eastAsia"/>
+                <w:color w:val="FF0000"/>
+                <w:kern w:val="0"/>
+                <w:sz w:val="22"/>
+              </w:rPr>
+              <w:t>就不会执行了。</w:t>
+            </w:r>
+          </w:p>
+          <w:p>
+            <w:pPr>
+              <w:widowControl/>
+              <w:adjustRightInd w:val="0"/>
+              <w:snapToGrid w:val="0"/>
+              <w:jc w:val="left"/>
+              <w:rPr>
+                <w:rFonts w:ascii="Tahoma" w:eastAsia="微软雅黑" w:hAnsi="Tahoma" w:hint="eastAsia"/>
+                <w:kern w:val="0"/>
+                <w:sz w:val="22"/>
+              </w:rPr>
+            </w:pPr>
+            <w:r>
+              <w:rPr>
+                <w:rFonts w:ascii="Tahoma" w:eastAsia="微软雅黑" w:hAnsi="Tahoma" w:hint="eastAsia"/>
+                <w:color w:val="FF0000"/>
+                <w:kern w:val="0"/>
+                <w:sz w:val="22"/>
+              </w:rPr>
+              <w:t>这种写法，是</w:t>
+            </w:r>
+            <w:r>
+              <w:rPr>
+                <w:rFonts w:ascii="Tahoma" w:eastAsia="微软雅黑" w:hAnsi="Tahoma" w:hint="eastAsia"/>
+                <w:color w:val="FF0000"/>
+                <w:kern w:val="0"/>
+                <w:sz w:val="22"/>
+              </w:rPr>
+              <w:t>考虑到</w:t>
+            </w:r>
+            <w:r>
+              <w:rPr>
+                <w:rFonts w:ascii="Tahoma" w:eastAsia="微软雅黑" w:hAnsi="Tahoma" w:hint="eastAsia"/>
+                <w:color w:val="FF0000"/>
+                <w:kern w:val="0"/>
+                <w:sz w:val="22"/>
+              </w:rPr>
+              <w:t>后期</w:t>
+            </w:r>
+            <w:r>
+              <w:rPr>
+                <w:rFonts w:ascii="Tahoma" w:eastAsia="微软雅黑" w:hAnsi="Tahoma" w:hint="eastAsia"/>
+                <w:color w:val="FF0000"/>
+                <w:kern w:val="0"/>
+                <w:sz w:val="22"/>
+              </w:rPr>
+              <w:t>函数中</w:t>
+            </w:r>
+            <w:r>
+              <w:rPr>
+                <w:rFonts w:ascii="Tahoma" w:eastAsia="微软雅黑" w:hAnsi="Tahoma" w:hint="eastAsia"/>
+                <w:color w:val="FF0000"/>
+                <w:kern w:val="0"/>
+                <w:sz w:val="22"/>
+              </w:rPr>
+              <w:t>的大量</w:t>
+            </w:r>
+            <w:r>
+              <w:rPr>
+                <w:rFonts w:ascii="Tahoma" w:eastAsia="微软雅黑" w:hAnsi="Tahoma" w:hint="eastAsia"/>
+                <w:color w:val="FF0000"/>
+                <w:kern w:val="0"/>
+                <w:sz w:val="22"/>
+              </w:rPr>
+              <w:t>特殊</w:t>
+            </w:r>
+            <w:r>
+              <w:rPr>
+                <w:rFonts w:ascii="Tahoma" w:eastAsia="微软雅黑" w:hAnsi="Tahoma" w:hint="eastAsia"/>
+                <w:color w:val="FF0000"/>
+                <w:kern w:val="0"/>
+                <w:sz w:val="22"/>
+              </w:rPr>
+              <w:t>if</w:t>
+            </w:r>
+            <w:r>
+              <w:rPr>
+                <w:rFonts w:ascii="Tahoma" w:eastAsia="微软雅黑" w:hAnsi="Tahoma" w:hint="eastAsia"/>
+                <w:color w:val="FF0000"/>
+                <w:kern w:val="0"/>
+                <w:sz w:val="22"/>
+              </w:rPr>
+              <w:t>条件</w:t>
+            </w:r>
+            <w:r>
+              <w:rPr>
+                <w:rFonts w:ascii="Tahoma" w:eastAsia="微软雅黑" w:hAnsi="Tahoma" w:hint="eastAsia"/>
+                <w:color w:val="FF0000"/>
+                <w:kern w:val="0"/>
+                <w:sz w:val="22"/>
+              </w:rPr>
+              <w:t>。</w:t>
+            </w:r>
+            <w:r>
+              <w:rPr>
+                <w:rFonts w:ascii="Tahoma" w:eastAsia="微软雅黑" w:hAnsi="Tahoma" w:hint="eastAsia"/>
+                <w:color w:val="FF0000"/>
+                <w:kern w:val="0"/>
+                <w:sz w:val="22"/>
+              </w:rPr>
+              <w:t>遇到一个条件就提前</w:t>
+            </w:r>
+            <w:r>
+              <w:rPr>
+                <w:rFonts w:ascii="Tahoma" w:eastAsia="微软雅黑" w:hAnsi="Tahoma" w:hint="eastAsia"/>
+                <w:color w:val="FF0000"/>
+                <w:kern w:val="0"/>
+                <w:sz w:val="22"/>
+              </w:rPr>
+              <w:t>return</w:t>
+            </w:r>
+            <w:r>
+              <w:rPr>
+                <w:rFonts w:ascii="Tahoma" w:eastAsia="微软雅黑" w:hAnsi="Tahoma" w:hint="eastAsia"/>
+                <w:color w:val="FF0000"/>
+                <w:kern w:val="0"/>
+                <w:sz w:val="22"/>
+              </w:rPr>
+              <w:t>，这样有利于</w:t>
+            </w:r>
+            <w:r>
+              <w:rPr>
+                <w:rFonts w:ascii="Tahoma" w:eastAsia="微软雅黑" w:hAnsi="Tahoma" w:hint="eastAsia"/>
+                <w:color w:val="FF0000"/>
+                <w:kern w:val="0"/>
+                <w:sz w:val="22"/>
+              </w:rPr>
+              <w:t>在</w:t>
+            </w:r>
+            <w:r>
+              <w:rPr>
+                <w:rFonts w:ascii="Tahoma" w:eastAsia="微软雅黑" w:hAnsi="Tahoma" w:hint="eastAsia"/>
+                <w:color w:val="FF0000"/>
+                <w:kern w:val="0"/>
+                <w:sz w:val="22"/>
+              </w:rPr>
+              <w:t>写代码</w:t>
+            </w:r>
+            <w:r>
+              <w:rPr>
+                <w:rFonts w:ascii="Tahoma" w:eastAsia="微软雅黑" w:hAnsi="Tahoma" w:hint="eastAsia"/>
+                <w:color w:val="FF0000"/>
+                <w:kern w:val="0"/>
+                <w:sz w:val="22"/>
+              </w:rPr>
+              <w:t>时</w:t>
+            </w:r>
+            <w:r>
+              <w:rPr>
+                <w:rFonts w:ascii="Tahoma" w:eastAsia="微软雅黑" w:hAnsi="Tahoma" w:hint="eastAsia"/>
+                <w:color w:val="FF0000"/>
+                <w:kern w:val="0"/>
+                <w:sz w:val="22"/>
+              </w:rPr>
+              <w:t>防止被</w:t>
+            </w:r>
+            <w:r>
+              <w:rPr>
+                <w:rFonts w:ascii="Tahoma" w:eastAsia="微软雅黑" w:hAnsi="Tahoma" w:hint="eastAsia"/>
+                <w:color w:val="FF0000"/>
+                <w:kern w:val="0"/>
+                <w:sz w:val="22"/>
+              </w:rPr>
+              <w:t>其他</w:t>
+            </w:r>
+            <w:r>
+              <w:rPr>
+                <w:rFonts w:ascii="Tahoma" w:eastAsia="微软雅黑" w:hAnsi="Tahoma" w:hint="eastAsia"/>
+                <w:color w:val="FF0000"/>
+                <w:kern w:val="0"/>
+                <w:sz w:val="22"/>
+              </w:rPr>
+              <w:t>意外条件干扰。（</w:t>
+            </w:r>
+            <w:r>
+              <w:rPr>
+                <w:rFonts w:ascii="Tahoma" w:eastAsia="微软雅黑" w:hAnsi="Tahoma" w:hint="eastAsia"/>
+                <w:color w:val="FF0000"/>
+                <w:kern w:val="0"/>
+                <w:sz w:val="22"/>
+              </w:rPr>
+              <w:t>比如操作一串数组，如果数组为空，就提前</w:t>
+            </w:r>
+            <w:r>
+              <w:rPr>
+                <w:rFonts w:ascii="Tahoma" w:eastAsia="微软雅黑" w:hAnsi="Tahoma" w:hint="eastAsia"/>
+                <w:color w:val="FF0000"/>
+                <w:kern w:val="0"/>
+                <w:sz w:val="22"/>
+              </w:rPr>
+              <w:t>return</w:t>
+            </w:r>
+            <w:r>
+              <w:rPr>
+                <w:rFonts w:ascii="Tahoma" w:eastAsia="微软雅黑" w:hAnsi="Tahoma" w:hint="eastAsia"/>
+                <w:color w:val="FF0000"/>
+                <w:kern w:val="0"/>
+                <w:sz w:val="22"/>
+              </w:rPr>
+              <w:t>，</w:t>
+            </w:r>
+            <w:r>
+              <w:rPr>
+                <w:rFonts w:ascii="Tahoma" w:eastAsia="微软雅黑" w:hAnsi="Tahoma" w:hint="eastAsia"/>
+                <w:color w:val="FF0000"/>
+                <w:kern w:val="0"/>
+                <w:sz w:val="22"/>
+              </w:rPr>
+              <w:t>写</w:t>
+            </w:r>
+            <w:r>
+              <w:rPr>
+                <w:rFonts w:ascii="Tahoma" w:eastAsia="微软雅黑" w:hAnsi="Tahoma" w:hint="eastAsia"/>
+                <w:color w:val="FF0000"/>
+                <w:kern w:val="0"/>
+                <w:sz w:val="22"/>
+              </w:rPr>
+              <w:t>if else</w:t>
+            </w:r>
+            <w:r>
+              <w:rPr>
+                <w:rFonts w:ascii="Tahoma" w:eastAsia="微软雅黑" w:hAnsi="Tahoma" w:hint="eastAsia"/>
+                <w:color w:val="FF0000"/>
+                <w:kern w:val="0"/>
+                <w:sz w:val="22"/>
+              </w:rPr>
+              <w:t>太多会非常难看难理解。）</w:t>
+            </w:r>
+          </w:p>
+          <w:p>
+            <w:pPr>
+              <w:widowControl/>
+              <w:adjustRightInd w:val="0"/>
+              <w:snapToGrid w:val="0"/>
+              <w:jc w:val="left"/>
+              <w:rPr>
+                <w:rFonts w:ascii="Tahoma" w:eastAsia="微软雅黑" w:hAnsi="Tahoma"/>
+                <w:kern w:val="0"/>
+                <w:sz w:val="22"/>
+              </w:rPr>
+            </w:pPr>
+            <w:r>
+              <w:rPr>
+                <w:rFonts w:ascii="Tahoma" w:eastAsia="微软雅黑" w:hAnsi="Tahoma" w:hint="eastAsia"/>
+                <w:kern w:val="0"/>
+                <w:sz w:val="22"/>
+              </w:rPr>
+              <w:t>如果你对此也有类似的</w:t>
+            </w:r>
+            <w:r>
+              <w:rPr>
+                <w:rFonts w:ascii="Tahoma" w:eastAsia="微软雅黑" w:hAnsi="Tahoma" w:hint="eastAsia"/>
+                <w:kern w:val="0"/>
+                <w:sz w:val="22"/>
+              </w:rPr>
+              <w:t>代码写法</w:t>
+            </w:r>
+            <w:r>
+              <w:rPr>
+                <w:rFonts w:ascii="Tahoma" w:eastAsia="微软雅黑" w:hAnsi="Tahoma" w:hint="eastAsia"/>
+                <w:kern w:val="0"/>
+                <w:sz w:val="22"/>
+              </w:rPr>
+              <w:t>问题，建议赶紧去看</w:t>
+            </w:r>
+            <w:r>
+              <w:rPr>
+                <w:rFonts w:ascii="Tahoma" w:eastAsia="微软雅黑" w:hAnsi="Tahoma" w:hint="eastAsia"/>
+                <w:kern w:val="0"/>
+                <w:sz w:val="22"/>
+              </w:rPr>
+              <w:t>js</w:t>
+            </w:r>
+            <w:r>
+              <w:rPr>
+                <w:rFonts w:ascii="Tahoma" w:eastAsia="微软雅黑" w:hAnsi="Tahoma" w:hint="eastAsia"/>
+                <w:kern w:val="0"/>
+                <w:sz w:val="22"/>
+              </w:rPr>
+              <w:t>视频教程补习！</w:t>
+            </w:r>
+          </w:p>
+          <w:p>
+            <w:pPr>
+              <w:widowControl/>
+              <w:adjustRightInd w:val="0"/>
+              <w:snapToGrid w:val="0"/>
+              <w:jc w:val="left"/>
+              <w:rPr>
+                <w:rFonts w:ascii="Tahoma" w:eastAsia="微软雅黑" w:hAnsi="Tahoma"/>
+                <w:kern w:val="0"/>
+                <w:sz w:val="22"/>
+              </w:rPr>
+            </w:pPr>
+            <w:hyperlink r:id="rId27" w:history="1">
+              <w:r>
+                <w:rPr>
+                  <w:rStyle w:val="a4"/>
+                  <w:rFonts w:ascii="Tahoma" w:eastAsia="微软雅黑" w:hAnsi="Tahoma"/>
+                  <w:kern w:val="0"/>
+                  <w:sz w:val="22"/>
+                </w:rPr>
+                <w:t>https://study.163.com/course/courseMain.htm?courseId=224014</w:t>
+              </w:r>
+            </w:hyperlink>
+          </w:p>
+          <w:p>
+            <w:pPr>
+              <w:widowControl/>
+              <w:adjustRightInd w:val="0"/>
+              <w:snapToGrid w:val="0"/>
+              <w:jc w:val="left"/>
+              <w:rPr>
+                <w:rFonts w:ascii="Tahoma" w:eastAsia="微软雅黑" w:hAnsi="Tahoma" w:hint="eastAsia"/>
+                <w:kern w:val="0"/>
+                <w:sz w:val="22"/>
+              </w:rPr>
+            </w:pPr>
+            <w:r>
+              <w:rPr>
+                <w:rFonts w:ascii="Tahoma" w:eastAsia="微软雅黑" w:hAnsi="Tahoma" w:hint="eastAsia"/>
+                <w:kern w:val="0"/>
+                <w:sz w:val="22"/>
+              </w:rPr>
+              <w:t>该链接的课程是免费的，讲的</w:t>
+            </w:r>
+            <w:r>
+              <w:rPr>
+                <w:rFonts w:ascii="Tahoma" w:eastAsia="微软雅黑" w:hAnsi="Tahoma" w:hint="eastAsia"/>
+                <w:kern w:val="0"/>
+                <w:sz w:val="22"/>
+              </w:rPr>
+              <w:t>js</w:t>
+            </w:r>
+            <w:r>
+              <w:rPr>
+                <w:rFonts w:ascii="Tahoma" w:eastAsia="微软雅黑" w:hAnsi="Tahoma" w:hint="eastAsia"/>
+                <w:kern w:val="0"/>
+                <w:sz w:val="22"/>
+              </w:rPr>
+              <w:t>的</w:t>
+            </w:r>
+            <w:r>
+              <w:rPr>
+                <w:rFonts w:ascii="Tahoma" w:eastAsia="微软雅黑" w:hAnsi="Tahoma" w:hint="eastAsia"/>
+                <w:kern w:val="0"/>
+                <w:sz w:val="22"/>
+              </w:rPr>
+              <w:t>dom</w:t>
+            </w:r>
+            <w:r>
+              <w:rPr>
+                <w:rFonts w:ascii="Tahoma" w:eastAsia="微软雅黑" w:hAnsi="Tahoma" w:hint="eastAsia"/>
+                <w:kern w:val="0"/>
+                <w:sz w:val="22"/>
+              </w:rPr>
+              <w:t>知识比较全，而且时间比较老，不会涉及</w:t>
+            </w:r>
+            <w:r>
+              <w:rPr>
+                <w:rFonts w:ascii="Tahoma" w:eastAsia="微软雅黑" w:hAnsi="Tahoma" w:hint="eastAsia"/>
+                <w:kern w:val="0"/>
+                <w:sz w:val="22"/>
+              </w:rPr>
+              <w:t>ES</w:t>
+            </w:r>
+            <w:r>
+              <w:rPr>
+                <w:rFonts w:ascii="Tahoma" w:eastAsia="微软雅黑" w:hAnsi="Tahoma"/>
+                <w:kern w:val="0"/>
+                <w:sz w:val="22"/>
+              </w:rPr>
+              <w:t>6</w:t>
+            </w:r>
+            <w:r>
+              <w:rPr>
+                <w:rFonts w:ascii="Tahoma" w:eastAsia="微软雅黑" w:hAnsi="Tahoma" w:hint="eastAsia"/>
+                <w:kern w:val="0"/>
+                <w:sz w:val="22"/>
+              </w:rPr>
+              <w:t>这些新用法。</w:t>
+            </w:r>
+          </w:p>
+        </w:tc>
+      </w:tr>
+    </w:tbl>
     <w:p>
       <w:pPr>
         <w:widowControl/>
@@ -11203,7 +12095,7 @@
                     <pic:cNvPicPr/>
                   </pic:nvPicPr>
                   <pic:blipFill>
-                    <a:blip r:embed="rId26"/>
+                    <a:blip r:embed="rId28"/>
                     <a:stretch>
                       <a:fillRect/>
                     </a:stretch>
@@ -11907,7 +12799,7 @@
                     <pic:cNvPicPr/>
                   </pic:nvPicPr>
                   <pic:blipFill>
-                    <a:blip r:embed="rId27"/>
+                    <a:blip r:embed="rId29"/>
                     <a:stretch>
                       <a:fillRect/>
                     </a:stretch>
@@ -12036,7 +12928,7 @@
                     </pic:cNvPicPr>
                   </pic:nvPicPr>
                   <pic:blipFill>
-                    <a:blip r:embed="rId28">
+                    <a:blip r:embed="rId30">
                       <a:extLst>
                         <a:ext uri="{28A0092B-C50C-407E-A947-70E740481C1C}">
                           <a14:useLocalDpi xmlns:a14="http://schemas.microsoft.com/office/drawing/2010/main" val="0"/>
@@ -12132,7 +13024,7 @@
                     </pic:cNvPicPr>
                   </pic:nvPicPr>
                   <pic:blipFill>
-                    <a:blip r:embed="rId29">
+                    <a:blip r:embed="rId31">
                       <a:extLst>
                         <a:ext uri="{28A0092B-C50C-407E-A947-70E740481C1C}">
                           <a14:useLocalDpi xmlns:a14="http://schemas.microsoft.com/office/drawing/2010/main" val="0"/>
@@ -12589,7 +13481,7 @@
                     <pic:cNvPicPr/>
                   </pic:nvPicPr>
                   <pic:blipFill>
-                    <a:blip r:embed="rId30"/>
+                    <a:blip r:embed="rId32"/>
                     <a:stretch>
                       <a:fillRect/>
                     </a:stretch>
@@ -12925,7 +13817,7 @@
                     <pic:cNvPicPr/>
                   </pic:nvPicPr>
                   <pic:blipFill>
-                    <a:blip r:embed="rId31"/>
+                    <a:blip r:embed="rId33"/>
                     <a:stretch>
                       <a:fillRect/>
                     </a:stretch>
@@ -15679,7 +16571,7 @@
       </w:pPr>
     </w:p>
     <w:sectPr>
-      <w:headerReference w:type="default" r:id="rId32"/>
+      <w:headerReference w:type="default" r:id="rId34"/>
       <w:pgSz w:w="11906" w:h="16838"/>
       <w:pgMar w:top="720" w:right="720" w:bottom="720" w:left="720" w:header="283" w:footer="567" w:gutter="0"/>
       <w:cols w:space="425"/>
@@ -16790,6 +17682,7 @@
     <w:lsdException w:name="HTML Sample" w:semiHidden="1" w:unhideWhenUsed="1"/>
     <w:lsdException w:name="HTML Typewriter" w:semiHidden="1" w:unhideWhenUsed="1"/>
     <w:lsdException w:name="HTML Variable" w:semiHidden="1" w:unhideWhenUsed="1"/>
+    <w:lsdException w:name="Normal Table" w:semiHidden="1" w:unhideWhenUsed="1"/>
     <w:lsdException w:name="annotation subject" w:semiHidden="1" w:unhideWhenUsed="1"/>
     <w:lsdException w:name="No List" w:semiHidden="1" w:unhideWhenUsed="1"/>
     <w:lsdException w:name="Outline List 1" w:semiHidden="1" w:unhideWhenUsed="1"/>
@@ -16832,8 +17725,11 @@
     <w:lsdException w:name="Table Contemporary" w:semiHidden="1" w:unhideWhenUsed="1"/>
     <w:lsdException w:name="Table Elegant" w:semiHidden="1" w:unhideWhenUsed="1"/>
     <w:lsdException w:name="Table Professional" w:semiHidden="1" w:unhideWhenUsed="1"/>
+    <w:lsdException w:name="Table Subtle 1" w:semiHidden="1" w:unhideWhenUsed="1"/>
     <w:lsdException w:name="Table Subtle 2" w:semiHidden="1" w:unhideWhenUsed="1"/>
     <w:lsdException w:name="Table Web 1" w:semiHidden="1" w:unhideWhenUsed="1"/>
+    <w:lsdException w:name="Table Web 2" w:semiHidden="1" w:unhideWhenUsed="1"/>
+    <w:lsdException w:name="Table Web 3" w:semiHidden="1" w:unhideWhenUsed="1"/>
     <w:lsdException w:name="Balloon Text" w:semiHidden="1" w:unhideWhenUsed="1"/>
     <w:lsdException w:name="Table Grid" w:uiPriority="39"/>
     <w:lsdException w:name="Table Theme" w:semiHidden="1" w:unhideWhenUsed="1"/>
@@ -17529,6 +18425,18 @@
       <w:szCs w:val="20"/>
     </w:rPr>
   </w:style>
+  <w:style w:type="character" w:styleId="af2">
+    <w:name w:val="Unresolved Mention"/>
+    <w:basedOn w:val="a0"/>
+    <w:uiPriority w:val="99"/>
+    <w:semiHidden/>
+    <w:unhideWhenUsed/>
+    <w:rsid w:val="00567329"/>
+    <w:rPr>
+      <w:color w:val="605E5C"/>
+      <w:shd w:val="clear" w:color="auto" w:fill="E1DFDD"/>
+    </w:rPr>
+  </w:style>
 </w:styles>
 </file>
 
